--- a/Documentos_organizacao/Resultados_Consolidados_PNS2019_Artrite.docx
+++ b/Documentos_organizacao/Resultados_Consolidados_PNS2019_Artrite.docx
@@ -135,7 +135,7 @@
         <w:t xml:space="preserve">Metodologia:  </w:t>
       </w:r>
       <w:r>
-        <w:t>KDD · CAPTO · PICTOREA · STROBE</w:t>
+        <w:t>KDD · CAPTO · PICOS · STROBE</w:t>
       </w:r>
     </w:p>
     <w:p/>
@@ -12523,10 +12523,7 @@
           </w:tcPr>
           <w:p>
             <w:r>
-              <w:rPr>
-                <w:sz w:val="17"/>
-              </w:rPr>
-              <w:t>49</w:t>
+              <w:t>45</w:t>
             </w:r>
           </w:p>
         </w:tc>
@@ -12536,10 +12533,7 @@
           </w:tcPr>
           <w:p>
             <w:r>
-              <w:rPr>
-                <w:sz w:val="17"/>
-              </w:rPr>
-              <w:t>57</w:t>
+              <w:t>42</w:t>
             </w:r>
           </w:p>
         </w:tc>
@@ -12567,9 +12561,6 @@
           </w:tcPr>
           <w:p>
             <w:r>
-              <w:rPr>
-                <w:sz w:val="17"/>
-              </w:rPr>
               <w:t>Não (constantes — removidas)</w:t>
             </w:r>
           </w:p>
@@ -12580,10 +12571,39 @@
           </w:tcPr>
           <w:p>
             <w:r>
-              <w:rPr>
-                <w:sz w:val="17"/>
-              </w:rPr>
-              <w:t>Sim (variam — mantidas)</w:t>
+              <w:t>Não — removidas (comorbidades-filtro; anti-leakage)</w:t>
+            </w:r>
+          </w:p>
+        </w:tc>
+      </w:tr>
+      <w:tr>
+        <w:tc>
+          <w:tcPr>
+            <w:tcW w:type="dxa" w:w="2268"/>
+          </w:tcPr>
+          <w:p>
+            <w:r>
+              <w:t>Após discretização (NB04)</w:t>
+            </w:r>
+          </w:p>
+        </w:tc>
+        <w:tc>
+          <w:tcPr>
+            <w:tcW w:type="dxa" w:w="3231"/>
+          </w:tcPr>
+          <w:p>
+            <w:r>
+              <w:t>4.826 × 33 — 100% categórico</w:t>
+            </w:r>
+          </w:p>
+        </w:tc>
+        <w:tc>
+          <w:tcPr>
+            <w:tcW w:type="dxa" w:w="3288"/>
+          </w:tcPr>
+          <w:p>
+            <w:r>
+              <w:t>8.357 × 31 — 100% categórico</w:t>
             </w:r>
           </w:p>
         </w:tc>
@@ -14433,7 +14453,7 @@
         <w:jc w:val="both"/>
       </w:pPr>
       <w:r>
-        <w:t>A decisão de construir dois datasets — artrite pura e artrite com comorbidades — permite uma discussão metodológica madura. O Desenho A oferece pureza de contraste; o Desenho B oferece realismo clínico e balanceamento. Recomenda-se, no Notebook de modelagem, treinar os algoritmos em ambos e, para o Desenho B, conduzir uma análise de sensibilidade: um Modelo com as variáveis Q* e um Modelo sem elas, para quantificar quanto da acurácia advém do vazamento de delineamento.</w:t>
+        <w:t>A decisão de construir dois datasets — artrite pura e artrite com comorbidades — permite uma discussão metodológica madura. O Desenho A oferece pureza de contraste; o Desenho B oferece realismo clínico e balanceamento. No Desenho B, as variáveis Q* (comorbidades-filtro) foram usadas para definir a coorte e, por isso, são REMOVIDAS das features — elas selecionam quem entra no estudo, mas não entram no modelo. Esse anti-leakage por filtro elimina o vazamento de delineamento na origem, sem alterar a coorte; a variável Q084 (problema de coluna), que não é filtro e varia nos controles, permanece como feature legítima.</w:t>
       </w:r>
     </w:p>
     <w:p>
@@ -14499,13 +14519,7 @@
         <w:pStyle w:val="Commarcadores"/>
       </w:pPr>
       <w:r>
-        <w:rPr>
-          <w:b/>
-        </w:rPr>
-        <w:t xml:space="preserve">Vazamento de delineamento no Desenho B. </w:t>
-      </w:r>
-      <w:r>
-        <w:t>As variáveis do módulo Q foram usadas como filtro para definir o grupo Saudável, o que as torna preditores artificialmente fortes no Desenho B. Mitigação proposta: análise de sensibilidade com e sem essas variáveis.</w:t>
+        <w:t>Delineamento do Desenho B (tratado por anti-leakage). As variáveis do módulo Q foram usadas como filtro para definir o grupo Saudável, o que as tornaria preditores artificialmente fortes. Para evitar o vazamento circular, essas comorbidades-filtro foram REMOVIDAS das features (mantidas apenas como critério de seleção da coorte); apenas Q084, que não é filtro e varia nos controles, permanece. Assim o vazamento de delineamento é eliminado na própria preparação dos dados.</w:t>
       </w:r>
     </w:p>
     <w:p>
@@ -14625,7 +14639,7 @@
         <w:pStyle w:val="Commarcadores"/>
       </w:pPr>
       <w:r>
-        <w:t>Para o Desenho B, conduzir a análise de sensibilidade Modelo A (com Q*) vs. Modelo B (sem Q*) descrita na Seção 5.4.</w:t>
+        <w:t>No Desenho B, as comorbidades-filtro já foram removidas das features (anti-leakage); a comparação entre desenhos passa a focar artrite pura × artrite com comorbidades, e não mais um Modelo A (com Q*) vs. Modelo B (sem Q*).</w:t>
       </w:r>
     </w:p>
     <w:tbl>
